--- a/pentru-editori/07-aparat-uro-genital-si-glande-suprarenale/07-aparat-uro-genital-si-glande-suprarenale.docx
+++ b/pentru-editori/07-aparat-uro-genital-si-glande-suprarenale/07-aparat-uro-genital-si-glande-suprarenale.docx
@@ -18,7 +18,15 @@
         <w:rPr>
           <w:i/>
         </w:rPr>
-        <w:t>Vă rugăm să completați coloanele „Decizie” și „Comentariu” direct în tabele (Aprobat / Respins / Amânat), fără să modificați structura lor. Alăturat: GHID.csv, conținutul integral al ghidului.</w:t>
+        <w:t>Vă rugăm să completați coloanele „Decizie” și „Comentariu” direct în tabele (Aprobat / Respins / Amânat), fără să modificați structura lor.</w:t>
+      </w:r>
+    </w:p>
+    <w:p>
+      <w:r>
+        <w:rPr>
+          <w:i/>
+        </w:rPr>
+        <w:t>Alăturat: GHID.csv, conținutul integral al ghidului, și „Decizii structurale comune”.</w:t>
       </w:r>
     </w:p>
     <w:p>
@@ -72,24 +80,25 @@
         <w:rPr>
           <w:color w:val="1C5D8C"/>
         </w:rPr>
-        <w:t>2. Chestiuni de decis</w:t>
+        <w:t>2. Probleme de decis</w:t>
       </w:r>
     </w:p>
     <w:tbl>
       <w:tblPr>
         <w:tblStyle w:val="LightGrid-Accent1"/>
         <w:tblW w:type="auto" w:w="0"/>
+        <w:tblLayout w:type="fixed"/>
         <w:tblLook w:firstColumn="1" w:firstRow="1" w:lastColumn="0" w:lastRow="0" w:noHBand="0" w:noVBand="1" w:val="04A0"/>
       </w:tblPr>
       <w:tblGrid>
-        <w:gridCol w:w="6400"/>
-        <w:gridCol w:w="2880"/>
-        <w:gridCol w:w="2880"/>
+        <w:gridCol w:w="4713"/>
+        <w:gridCol w:w="4713"/>
+        <w:gridCol w:w="4713"/>
       </w:tblGrid>
       <w:tr>
         <w:tc>
           <w:tcPr>
-            <w:tcW w:type="dxa" w:w="2880"/>
+            <w:tcW w:type="dxa" w:w="8400"/>
           </w:tcPr>
           <w:p>
             <w:r/>
@@ -98,13 +107,13 @@
                 <w:b/>
                 <w:i w:val="0"/>
               </w:rPr>
-              <w:t>Chestiune</w:t>
+              <w:t>Problemă</w:t>
             </w:r>
           </w:p>
         </w:tc>
         <w:tc>
           <w:tcPr>
-            <w:tcW w:type="dxa" w:w="2880"/>
+            <w:tcW w:type="dxa" w:w="2700"/>
           </w:tcPr>
           <w:p>
             <w:r/>
@@ -119,7 +128,7 @@
         </w:tc>
         <w:tc>
           <w:tcPr>
-            <w:tcW w:type="dxa" w:w="2880"/>
+            <w:tcW w:type="dxa" w:w="2700"/>
           </w:tcPr>
           <w:p>
             <w:r/>
@@ -136,7 +145,7 @@
       <w:tr>
         <w:tc>
           <w:tcPr>
-            <w:tcW w:type="dxa" w:w="6400"/>
+            <w:tcW w:type="dxa" w:w="8400"/>
           </w:tcPr>
           <w:p>
             <w:r/>
@@ -170,7 +179,7 @@
         </w:tc>
         <w:tc>
           <w:tcPr>
-            <w:tcW w:type="dxa" w:w="2880"/>
+            <w:tcW w:type="dxa" w:w="2700"/>
           </w:tcPr>
           <w:p>
             <w:r/>
@@ -184,7 +193,7 @@
         </w:tc>
         <w:tc>
           <w:tcPr>
-            <w:tcW w:type="dxa" w:w="2880"/>
+            <w:tcW w:type="dxa" w:w="2700"/>
           </w:tcPr>
           <w:p>
             <w:r/>
@@ -200,7 +209,7 @@
       <w:tr>
         <w:tc>
           <w:tcPr>
-            <w:tcW w:type="dxa" w:w="6400"/>
+            <w:tcW w:type="dxa" w:w="8400"/>
           </w:tcPr>
           <w:p>
             <w:r/>
@@ -229,7 +238,7 @@
         </w:tc>
         <w:tc>
           <w:tcPr>
-            <w:tcW w:type="dxa" w:w="2880"/>
+            <w:tcW w:type="dxa" w:w="2700"/>
           </w:tcPr>
           <w:p>
             <w:r/>
@@ -243,7 +252,7 @@
         </w:tc>
         <w:tc>
           <w:tcPr>
-            <w:tcW w:type="dxa" w:w="2880"/>
+            <w:tcW w:type="dxa" w:w="2700"/>
           </w:tcPr>
           <w:p>
             <w:r/>
@@ -259,7 +268,7 @@
       <w:tr>
         <w:tc>
           <w:tcPr>
-            <w:tcW w:type="dxa" w:w="6400"/>
+            <w:tcW w:type="dxa" w:w="8400"/>
           </w:tcPr>
           <w:p>
             <w:r/>
@@ -288,7 +297,7 @@
         </w:tc>
         <w:tc>
           <w:tcPr>
-            <w:tcW w:type="dxa" w:w="2880"/>
+            <w:tcW w:type="dxa" w:w="2700"/>
           </w:tcPr>
           <w:p>
             <w:r/>
@@ -302,7 +311,7 @@
         </w:tc>
         <w:tc>
           <w:tcPr>
-            <w:tcW w:type="dxa" w:w="2880"/>
+            <w:tcW w:type="dxa" w:w="2700"/>
           </w:tcPr>
           <w:p>
             <w:r/>
@@ -355,22 +364,23 @@
       <w:tblPr>
         <w:tblStyle w:val="LightGrid-Accent1"/>
         <w:tblW w:type="auto" w:w="0"/>
+        <w:tblLayout w:type="fixed"/>
         <w:tblLook w:firstColumn="1" w:firstRow="1" w:lastColumn="0" w:lastRow="0" w:noHBand="0" w:noVBand="1" w:val="04A0"/>
       </w:tblPr>
       <w:tblGrid>
-        <w:gridCol w:w="1080"/>
-        <w:gridCol w:w="1080"/>
-        <w:gridCol w:w="1080"/>
-        <w:gridCol w:w="1080"/>
-        <w:gridCol w:w="1080"/>
-        <w:gridCol w:w="1080"/>
-        <w:gridCol w:w="1080"/>
-        <w:gridCol w:w="1080"/>
+        <w:gridCol w:w="1767"/>
+        <w:gridCol w:w="1767"/>
+        <w:gridCol w:w="1767"/>
+        <w:gridCol w:w="1767"/>
+        <w:gridCol w:w="1767"/>
+        <w:gridCol w:w="1767"/>
+        <w:gridCol w:w="1767"/>
+        <w:gridCol w:w="1767"/>
       </w:tblGrid>
       <w:tr>
         <w:tc>
           <w:tcPr>
-            <w:tcW w:type="dxa" w:w="1080"/>
+            <w:tcW w:type="dxa" w:w="800"/>
           </w:tcPr>
           <w:p>
             <w:r/>
@@ -385,7 +395,7 @@
         </w:tc>
         <w:tc>
           <w:tcPr>
-            <w:tcW w:type="dxa" w:w="1080"/>
+            <w:tcW w:type="dxa" w:w="1800"/>
           </w:tcPr>
           <w:p>
             <w:r/>
@@ -400,7 +410,7 @@
         </w:tc>
         <w:tc>
           <w:tcPr>
-            <w:tcW w:type="dxa" w:w="1080"/>
+            <w:tcW w:type="dxa" w:w="3000"/>
           </w:tcPr>
           <w:p>
             <w:r/>
@@ -415,7 +425,7 @@
         </w:tc>
         <w:tc>
           <w:tcPr>
-            <w:tcW w:type="dxa" w:w="1080"/>
+            <w:tcW w:type="dxa" w:w="900"/>
           </w:tcPr>
           <w:p>
             <w:r/>
@@ -430,7 +440,7 @@
         </w:tc>
         <w:tc>
           <w:tcPr>
-            <w:tcW w:type="dxa" w:w="1080"/>
+            <w:tcW w:type="dxa" w:w="1100"/>
           </w:tcPr>
           <w:p>
             <w:r/>
@@ -445,7 +455,7 @@
         </w:tc>
         <w:tc>
           <w:tcPr>
-            <w:tcW w:type="dxa" w:w="1080"/>
+            <w:tcW w:type="dxa" w:w="3000"/>
           </w:tcPr>
           <w:p>
             <w:r/>
@@ -460,7 +470,7 @@
         </w:tc>
         <w:tc>
           <w:tcPr>
-            <w:tcW w:type="dxa" w:w="1080"/>
+            <w:tcW w:type="dxa" w:w="1500"/>
           </w:tcPr>
           <w:p>
             <w:r/>
@@ -475,7 +485,7 @@
         </w:tc>
         <w:tc>
           <w:tcPr>
-            <w:tcW w:type="dxa" w:w="1080"/>
+            <w:tcW w:type="dxa" w:w="1800"/>
           </w:tcPr>
           <w:p>
             <w:r/>
@@ -492,7 +502,7 @@
       <w:tr>
         <w:tc>
           <w:tcPr>
-            <w:tcW w:type="dxa" w:w="1080"/>
+            <w:tcW w:type="dxa" w:w="800"/>
           </w:tcPr>
           <w:p>
             <w:r/>
@@ -507,7 +517,7 @@
         </w:tc>
         <w:tc>
           <w:tcPr>
-            <w:tcW w:type="dxa" w:w="1080"/>
+            <w:tcW w:type="dxa" w:w="1800"/>
           </w:tcPr>
           <w:p>
             <w:r/>
@@ -522,7 +532,7 @@
         </w:tc>
         <w:tc>
           <w:tcPr>
-            <w:tcW w:type="dxa" w:w="1080"/>
+            <w:tcW w:type="dxa" w:w="3000"/>
           </w:tcPr>
           <w:p>
             <w:r/>
@@ -537,7 +547,7 @@
         </w:tc>
         <w:tc>
           <w:tcPr>
-            <w:tcW w:type="dxa" w:w="1080"/>
+            <w:tcW w:type="dxa" w:w="900"/>
           </w:tcPr>
           <w:p>
             <w:r/>
@@ -552,7 +562,7 @@
         </w:tc>
         <w:tc>
           <w:tcPr>
-            <w:tcW w:type="dxa" w:w="1080"/>
+            <w:tcW w:type="dxa" w:w="1100"/>
           </w:tcPr>
           <w:p>
             <w:r/>
@@ -567,7 +577,7 @@
         </w:tc>
         <w:tc>
           <w:tcPr>
-            <w:tcW w:type="dxa" w:w="1080"/>
+            <w:tcW w:type="dxa" w:w="3000"/>
           </w:tcPr>
           <w:p>
             <w:r/>
@@ -582,7 +592,7 @@
         </w:tc>
         <w:tc>
           <w:tcPr>
-            <w:tcW w:type="dxa" w:w="1080"/>
+            <w:tcW w:type="dxa" w:w="1500"/>
           </w:tcPr>
           <w:p>
             <w:r/>
@@ -596,7 +606,7 @@
         </w:tc>
         <w:tc>
           <w:tcPr>
-            <w:tcW w:type="dxa" w:w="1080"/>
+            <w:tcW w:type="dxa" w:w="1800"/>
           </w:tcPr>
           <w:p>
             <w:r/>
@@ -628,8 +638,8 @@
       </w:r>
     </w:p>
     <w:sectPr>
-      <w:pgSz w:w="12240" w:h="15840"/>
-      <w:pgMar w:top="1440" w:right="1800" w:bottom="1440" w:left="1800" w:header="720" w:footer="720" w:gutter="0"/>
+      <w:pgSz w:w="15840" w:h="12240" w:orient="landscape"/>
+      <w:pgMar w:top="1440" w:right="850" w:bottom="1440" w:left="850" w:header="720" w:footer="720" w:gutter="0"/>
       <w:cols w:space="720"/>
       <w:docGrid w:linePitch="360"/>
     </w:sectPr>

--- a/pentru-editori/07-aparat-uro-genital-si-glande-suprarenale/07-aparat-uro-genital-si-glande-suprarenale.docx
+++ b/pentru-editori/07-aparat-uro-genital-si-glande-suprarenale/07-aparat-uro-genital-si-glande-suprarenale.docx
@@ -7,26 +7,47 @@
         <w:pStyle w:val="Heading1"/>
       </w:pPr>
       <w:r>
+        <w:t>Aparat uro-genital și glande suprarenale — pachet de review</w:t>
+      </w:r>
+    </w:p>
+    <w:p>
+      <w:pPr>
+        <w:spacing w:after="40"/>
+      </w:pPr>
+      <w:r>
         <w:rPr>
-          <w:color w:val="1C5D8C"/>
+          <w:b/>
+          <w:color w:val="555555"/>
+          <w:sz w:val="21"/>
         </w:rPr>
-        <w:t>Aparat uro-genital și glande suprarenale</w:t>
+        <w:t>Revizia ghidului de indicații radioimagistice aprobat în 2021 · document de lucru pentru editorul de capitol</w:t>
+      </w:r>
+    </w:p>
+    <w:p>
+      <w:pPr>
+        <w:spacing w:before="40" w:after="200"/>
+        <w:pBdr>
+          <w:bottom w:val="single" w:sz="6" w:space="1" w:color="1C5D8C"/>
+        </w:pBdr>
+      </w:pPr>
+    </w:p>
+    <w:p>
+      <w:r>
+        <w:t>Documentul cuprinde, pentru capitolul dumneavoastră: modificările deja aplicate (informativ), problemele rămase de decis, propunerile de conținut nou și duplicatele de rezolvat. Conținutul actual al capitolului nu este reprodus aici — vine din fișierul GHID.csv, transmis alături.</w:t>
+      </w:r>
+    </w:p>
+    <w:p>
+      <w:r>
+        <w:t>Vă rugăm să completați coloanele „Decizie” (Aprobat / Respins / Amânat) și „Comentariu” direct în tabele, fără să le modificați structura. Acolo unde o problemă are variante enumerate, este suficient să indicați varianta aleasă.</w:t>
       </w:r>
     </w:p>
     <w:p>
       <w:r>
         <w:rPr>
           <w:i/>
+          <w:color w:val="555555"/>
         </w:rPr>
-        <w:t>Vă rugăm să completați coloanele „Decizie” și „Comentariu” direct în tabele (Aprobat / Respins / Amânat), fără să modificați structura lor.</w:t>
-      </w:r>
-    </w:p>
-    <w:p>
-      <w:r>
-        <w:rPr>
-          <w:i/>
-        </w:rPr>
-        <w:t>Alăturat: GHID.csv, conținutul integral al ghidului, și „Decizii structurale comune”.</w:t>
+        <w:t>Transmise alături: GHID.csv — conținutul integral al ghidului — și memoul „Decizii structurale comune”, de citit înaintea acestui pachet.</w:t>
       </w:r>
     </w:p>
     <w:p>
@@ -34,10 +55,12 @@
         <w:pStyle w:val="Heading2"/>
       </w:pPr>
       <w:r>
-        <w:rPr>
-          <w:color w:val="1C5D8C"/>
-        </w:rPr>
-        <w:t>1. Modificări aplicate (informativ)</w:t>
+        <w:t>1. Modificări deja aplicate (informativ)</w:t>
+      </w:r>
+    </w:p>
+    <w:p>
+      <w:r>
+        <w:t>Nu necesită decizie; sunt listate pentru ca revizuirea capitolului să pornească de la starea curentă.</w:t>
       </w:r>
     </w:p>
     <w:p>
@@ -77,35 +100,45 @@
         <w:pStyle w:val="Heading2"/>
       </w:pPr>
       <w:r>
-        <w:rPr>
-          <w:color w:val="1C5D8C"/>
-        </w:rPr>
         <w:t>2. Probleme de decis</w:t>
       </w:r>
     </w:p>
     <w:tbl>
       <w:tblPr>
-        <w:tblStyle w:val="LightGrid-Accent1"/>
-        <w:tblW w:type="auto" w:w="0"/>
+        <w:tblStyle w:val="TableGrid"/>
+        <w:tblW w:type="dxa" w:w="15100"/>
         <w:tblLayout w:type="fixed"/>
         <w:tblLook w:firstColumn="1" w:firstRow="1" w:lastColumn="0" w:lastRow="0" w:noHBand="0" w:noVBand="1" w:val="04A0"/>
       </w:tblPr>
       <w:tblGrid>
-        <w:gridCol w:w="4713"/>
-        <w:gridCol w:w="4713"/>
-        <w:gridCol w:w="4713"/>
+        <w:gridCol w:w="8500"/>
+        <w:gridCol w:w="3000"/>
+        <w:gridCol w:w="3600"/>
       </w:tblGrid>
       <w:tr>
+        <w:trPr>
+          <w:tblHeader w:val="true"/>
+        </w:trPr>
         <w:tc>
           <w:tcPr>
-            <w:tcW w:type="dxa" w:w="8400"/>
+            <w:tcW w:type="dxa" w:w="8500"/>
+            <w:vAlign w:val="top"/>
+            <w:shd w:val="clear" w:fill="1C5D8C"/>
           </w:tcPr>
           <w:p>
-            <w:r/>
+            <w:pPr>
+              <w:spacing w:after="40" w:line="240" w:lineRule="auto"/>
+            </w:pPr>
+            <w:r>
+              <w:rPr>
+                <w:color w:val="FFFFFF"/>
+              </w:rPr>
+            </w:r>
             <w:r>
               <w:rPr>
                 <w:b/>
                 <w:i w:val="0"/>
+                <w:sz w:val="19"/>
               </w:rPr>
               <w:t>Problemă</w:t>
             </w:r>
@@ -113,14 +146,24 @@
         </w:tc>
         <w:tc>
           <w:tcPr>
-            <w:tcW w:type="dxa" w:w="2700"/>
+            <w:tcW w:type="dxa" w:w="3000"/>
+            <w:vAlign w:val="top"/>
+            <w:shd w:val="clear" w:fill="1C5D8C"/>
           </w:tcPr>
           <w:p>
-            <w:r/>
+            <w:pPr>
+              <w:spacing w:after="40" w:line="240" w:lineRule="auto"/>
+            </w:pPr>
+            <w:r>
+              <w:rPr>
+                <w:color w:val="FFFFFF"/>
+              </w:rPr>
+            </w:r>
             <w:r>
               <w:rPr>
                 <w:b/>
                 <w:i w:val="0"/>
+                <w:sz w:val="19"/>
               </w:rPr>
               <w:t>Decizie</w:t>
             </w:r>
@@ -128,14 +171,24 @@
         </w:tc>
         <w:tc>
           <w:tcPr>
-            <w:tcW w:type="dxa" w:w="2700"/>
+            <w:tcW w:type="dxa" w:w="3600"/>
+            <w:vAlign w:val="top"/>
+            <w:shd w:val="clear" w:fill="1C5D8C"/>
           </w:tcPr>
           <w:p>
-            <w:r/>
+            <w:pPr>
+              <w:spacing w:after="40" w:line="240" w:lineRule="auto"/>
+            </w:pPr>
+            <w:r>
+              <w:rPr>
+                <w:color w:val="FFFFFF"/>
+              </w:rPr>
+            </w:r>
             <w:r>
               <w:rPr>
                 <w:b/>
                 <w:i w:val="0"/>
+                <w:sz w:val="19"/>
               </w:rPr>
               <w:t>Comentariu</w:t>
             </w:r>
@@ -145,62 +198,102 @@
       <w:tr>
         <w:tc>
           <w:tcPr>
-            <w:tcW w:type="dxa" w:w="8400"/>
+            <w:tcW w:type="dxa" w:w="8500"/>
+            <w:vAlign w:val="top"/>
           </w:tcPr>
           <w:p>
+            <w:pPr>
+              <w:spacing w:after="60" w:line="240" w:lineRule="auto"/>
+            </w:pPr>
             <w:r/>
             <w:r>
               <w:rPr>
                 <w:b/>
+                <w:i w:val="0"/>
+                <w:sz w:val="19"/>
               </w:rPr>
               <w:t>„Impotență” — Ecografie „Neindicat”, dar comentariul sugerează un rol în forma secundară posttraumatică</w:t>
             </w:r>
           </w:p>
           <w:p>
+            <w:pPr>
+              <w:spacing w:after="40" w:line="240" w:lineRule="auto"/>
+            </w:pPr>
             <w:r>
+              <w:rPr>
+                <w:sz w:val="19"/>
+              </w:rPr>
               <w:t>Verdictul pare să contrazică propria notă. Posibil rezultat al unei trunchieri de conținut în sursă.</w:t>
             </w:r>
           </w:p>
           <w:p>
+            <w:pPr>
+              <w:spacing w:after="40" w:line="240" w:lineRule="auto"/>
+            </w:pPr>
             <w:r>
+              <w:rPr>
+                <w:sz w:val="19"/>
+              </w:rPr>
               <w:t>• Se schimbă la „Doar în cazuri particulare”</w:t>
             </w:r>
           </w:p>
           <w:p>
+            <w:pPr>
+              <w:spacing w:after="40" w:line="240" w:lineRule="auto"/>
+            </w:pPr>
             <w:r>
+              <w:rPr>
+                <w:sz w:val="19"/>
+              </w:rPr>
               <w:t>• Se completează doar comentariul</w:t>
             </w:r>
           </w:p>
           <w:p>
+            <w:pPr>
+              <w:spacing w:after="40" w:line="240" w:lineRule="auto"/>
+            </w:pPr>
             <w:r>
+              <w:rPr>
+                <w:sz w:val="19"/>
+              </w:rPr>
               <w:t>• Rămâne „Neindicat”</w:t>
             </w:r>
           </w:p>
         </w:tc>
         <w:tc>
           <w:tcPr>
-            <w:tcW w:type="dxa" w:w="2700"/>
+            <w:tcW w:type="dxa" w:w="3000"/>
+            <w:vAlign w:val="top"/>
           </w:tcPr>
           <w:p>
+            <w:pPr>
+              <w:spacing w:after="40" w:line="240" w:lineRule="auto"/>
+            </w:pPr>
             <w:r/>
             <w:r>
               <w:rPr>
                 <w:b w:val="0"/>
                 <w:i w:val="0"/>
+                <w:sz w:val="19"/>
               </w:rPr>
             </w:r>
           </w:p>
         </w:tc>
         <w:tc>
           <w:tcPr>
-            <w:tcW w:type="dxa" w:w="2700"/>
+            <w:tcW w:type="dxa" w:w="3600"/>
+            <w:vAlign w:val="top"/>
           </w:tcPr>
           <w:p>
+            <w:pPr>
+              <w:spacing w:after="40" w:line="240" w:lineRule="auto"/>
+            </w:pPr>
             <w:r/>
             <w:r>
               <w:rPr>
                 <w:b w:val="0"/>
                 <w:i w:val="0"/>
+                <w:sz w:val="19"/>
               </w:rPr>
             </w:r>
           </w:p>
@@ -209,57 +302,91 @@
       <w:tr>
         <w:tc>
           <w:tcPr>
-            <w:tcW w:type="dxa" w:w="8400"/>
+            <w:tcW w:type="dxa" w:w="8500"/>
+            <w:vAlign w:val="top"/>
           </w:tcPr>
           <w:p>
+            <w:pPr>
+              <w:spacing w:after="60" w:line="240" w:lineRule="auto"/>
+            </w:pPr>
             <w:r/>
             <w:r>
               <w:rPr>
                 <w:b/>
+                <w:i w:val="0"/>
+                <w:sz w:val="19"/>
               </w:rPr>
               <w:t>Incidentalom suprarenalian — CT non-contrast subevaluat ca poziție și grad</w:t>
             </w:r>
           </w:p>
           <w:p>
+            <w:pPr>
+              <w:spacing w:after="40" w:line="240" w:lineRule="auto"/>
+            </w:pPr>
             <w:r>
+              <w:rPr>
+                <w:sz w:val="19"/>
+              </w:rPr>
               <w:t>Comentariul propriu al situației spune că CT cu măsurarea densității e testul-cheie, dar e listat ultimul, grad C, sub IRM și scintigrafie.</w:t>
             </w:r>
           </w:p>
           <w:p>
+            <w:pPr>
+              <w:spacing w:after="40" w:line="240" w:lineRule="auto"/>
+            </w:pPr>
             <w:r>
+              <w:rPr>
+                <w:sz w:val="19"/>
+              </w:rPr>
               <w:t>• Se promovează CT-ul pe prima poziție / grad mai mare</w:t>
             </w:r>
           </w:p>
           <w:p>
+            <w:pPr>
+              <w:spacing w:after="40" w:line="240" w:lineRule="auto"/>
+            </w:pPr>
             <w:r>
+              <w:rPr>
+                <w:sz w:val="19"/>
+              </w:rPr>
               <w:t>• Rămâne neschimbat</w:t>
             </w:r>
           </w:p>
         </w:tc>
         <w:tc>
           <w:tcPr>
-            <w:tcW w:type="dxa" w:w="2700"/>
+            <w:tcW w:type="dxa" w:w="3000"/>
+            <w:vAlign w:val="top"/>
           </w:tcPr>
           <w:p>
+            <w:pPr>
+              <w:spacing w:after="40" w:line="240" w:lineRule="auto"/>
+            </w:pPr>
             <w:r/>
             <w:r>
               <w:rPr>
                 <w:b w:val="0"/>
                 <w:i w:val="0"/>
+                <w:sz w:val="19"/>
               </w:rPr>
             </w:r>
           </w:p>
         </w:tc>
         <w:tc>
           <w:tcPr>
-            <w:tcW w:type="dxa" w:w="2700"/>
+            <w:tcW w:type="dxa" w:w="3600"/>
+            <w:vAlign w:val="top"/>
           </w:tcPr>
           <w:p>
+            <w:pPr>
+              <w:spacing w:after="40" w:line="240" w:lineRule="auto"/>
+            </w:pPr>
             <w:r/>
             <w:r>
               <w:rPr>
                 <w:b w:val="0"/>
                 <w:i w:val="0"/>
+                <w:sz w:val="19"/>
               </w:rPr>
             </w:r>
           </w:p>
@@ -268,57 +395,91 @@
       <w:tr>
         <w:tc>
           <w:tcPr>
-            <w:tcW w:type="dxa" w:w="8400"/>
+            <w:tcW w:type="dxa" w:w="8500"/>
+            <w:vAlign w:val="top"/>
           </w:tcPr>
           <w:p>
+            <w:pPr>
+              <w:spacing w:after="60" w:line="240" w:lineRule="auto"/>
+            </w:pPr>
             <w:r/>
             <w:r>
               <w:rPr>
                 <w:b/>
+                <w:i w:val="0"/>
+                <w:sz w:val="19"/>
               </w:rPr>
               <w:t>Sindrom Cushing — două rânduri CT (grad A + grad B) sub aceeași etichetă</w:t>
             </w:r>
           </w:p>
           <w:p>
+            <w:pPr>
+              <w:spacing w:after="40" w:line="240" w:lineRule="auto"/>
+            </w:pPr>
             <w:r>
+              <w:rPr>
+                <w:sz w:val="19"/>
+              </w:rPr>
               <w:t>Reprezintă de fapt două sub-scenarii etiologice (Cushing ACTH-dependent vs independent), nu un duplicat greșit.</w:t>
             </w:r>
           </w:p>
           <w:p>
+            <w:pPr>
+              <w:spacing w:after="40" w:line="240" w:lineRule="auto"/>
+            </w:pPr>
             <w:r>
+              <w:rPr>
+                <w:sz w:val="19"/>
+              </w:rPr>
               <w:t>• Etichete de situație separate</w:t>
             </w:r>
           </w:p>
           <w:p>
+            <w:pPr>
+              <w:spacing w:after="40" w:line="240" w:lineRule="auto"/>
+            </w:pPr>
             <w:r>
+              <w:rPr>
+                <w:sz w:val="19"/>
+              </w:rPr>
               <w:t>• Rămân comasate</w:t>
             </w:r>
           </w:p>
         </w:tc>
         <w:tc>
           <w:tcPr>
-            <w:tcW w:type="dxa" w:w="2700"/>
+            <w:tcW w:type="dxa" w:w="3000"/>
+            <w:vAlign w:val="top"/>
           </w:tcPr>
           <w:p>
+            <w:pPr>
+              <w:spacing w:after="40" w:line="240" w:lineRule="auto"/>
+            </w:pPr>
             <w:r/>
             <w:r>
               <w:rPr>
                 <w:b w:val="0"/>
                 <w:i w:val="0"/>
+                <w:sz w:val="19"/>
               </w:rPr>
             </w:r>
           </w:p>
         </w:tc>
         <w:tc>
           <w:tcPr>
-            <w:tcW w:type="dxa" w:w="2700"/>
+            <w:tcW w:type="dxa" w:w="3600"/>
+            <w:vAlign w:val="top"/>
           </w:tcPr>
           <w:p>
+            <w:pPr>
+              <w:spacing w:after="40" w:line="240" w:lineRule="auto"/>
+            </w:pPr>
             <w:r/>
             <w:r>
               <w:rPr>
                 <w:b w:val="0"/>
                 <w:i w:val="0"/>
+                <w:sz w:val="19"/>
               </w:rPr>
             </w:r>
           </w:p>
@@ -330,15 +491,12 @@
         <w:pStyle w:val="Heading2"/>
       </w:pPr>
       <w:r>
-        <w:rPr>
-          <w:color w:val="1C5D8C"/>
-        </w:rPr>
-        <w:t>3. Propuneri noi</w:t>
+        <w:t>3. Propuneri de conținut nou</w:t>
       </w:r>
     </w:p>
     <w:p>
       <w:r>
-        <w:t>Grade și doze orientative — de validat clinic.</w:t>
+        <w:t>Gradele și dozele sunt orientative — se validează clinic. Fiecare rând se aprobă, se respinge sau se amână separat.</w:t>
       </w:r>
     </w:p>
     <w:p>
@@ -346,9 +504,6 @@
         <w:pStyle w:val="Heading3"/>
       </w:pPr>
       <w:r>
-        <w:rPr>
-          <w:color w:val="1C5D8C"/>
-        </w:rPr>
         <w:t>Aparat genital masculin — Priapism</w:t>
       </w:r>
     </w:p>
@@ -356,38 +511,52 @@
       <w:r>
         <w:rPr>
           <w:i/>
+          <w:color w:val="555555"/>
         </w:rPr>
         <w:t>Cf. AUA/SMSNA – Acute Ischemic Priapism Guideline (2022).</w:t>
       </w:r>
     </w:p>
     <w:tbl>
       <w:tblPr>
-        <w:tblStyle w:val="LightGrid-Accent1"/>
-        <w:tblW w:type="auto" w:w="0"/>
+        <w:tblStyle w:val="TableGrid"/>
+        <w:tblW w:type="dxa" w:w="15120"/>
         <w:tblLayout w:type="fixed"/>
         <w:tblLook w:firstColumn="1" w:firstRow="1" w:lastColumn="0" w:lastRow="0" w:noHBand="0" w:noVBand="1" w:val="04A0"/>
       </w:tblPr>
       <w:tblGrid>
-        <w:gridCol w:w="1767"/>
-        <w:gridCol w:w="1767"/>
-        <w:gridCol w:w="1767"/>
-        <w:gridCol w:w="1767"/>
-        <w:gridCol w:w="1767"/>
-        <w:gridCol w:w="1767"/>
-        <w:gridCol w:w="1767"/>
-        <w:gridCol w:w="1767"/>
+        <w:gridCol w:w="640"/>
+        <w:gridCol w:w="2360"/>
+        <w:gridCol w:w="1900"/>
+        <w:gridCol w:w="760"/>
+        <w:gridCol w:w="800"/>
+        <w:gridCol w:w="3400"/>
+        <w:gridCol w:w="2100"/>
+        <w:gridCol w:w="3160"/>
       </w:tblGrid>
       <w:tr>
+        <w:trPr>
+          <w:tblHeader w:val="true"/>
+        </w:trPr>
         <w:tc>
           <w:tcPr>
-            <w:tcW w:type="dxa" w:w="800"/>
+            <w:tcW w:type="dxa" w:w="640"/>
+            <w:vAlign w:val="top"/>
+            <w:shd w:val="clear" w:fill="1C5D8C"/>
           </w:tcPr>
           <w:p>
-            <w:r/>
+            <w:pPr>
+              <w:spacing w:after="40" w:line="240" w:lineRule="auto"/>
+            </w:pPr>
+            <w:r>
+              <w:rPr>
+                <w:color w:val="FFFFFF"/>
+              </w:rPr>
+            </w:r>
             <w:r>
               <w:rPr>
                 <w:b/>
                 <w:i w:val="0"/>
+                <w:sz w:val="19"/>
               </w:rPr>
               <w:t>Tip</w:t>
             </w:r>
@@ -395,14 +564,24 @@
         </w:tc>
         <w:tc>
           <w:tcPr>
-            <w:tcW w:type="dxa" w:w="1800"/>
+            <w:tcW w:type="dxa" w:w="2360"/>
+            <w:vAlign w:val="top"/>
+            <w:shd w:val="clear" w:fill="1C5D8C"/>
           </w:tcPr>
           <w:p>
-            <w:r/>
+            <w:pPr>
+              <w:spacing w:after="40" w:line="240" w:lineRule="auto"/>
+            </w:pPr>
+            <w:r>
+              <w:rPr>
+                <w:color w:val="FFFFFF"/>
+              </w:rPr>
+            </w:r>
             <w:r>
               <w:rPr>
                 <w:b/>
                 <w:i w:val="0"/>
+                <w:sz w:val="19"/>
               </w:rPr>
               <w:t>Examen</w:t>
             </w:r>
@@ -410,14 +589,24 @@
         </w:tc>
         <w:tc>
           <w:tcPr>
-            <w:tcW w:type="dxa" w:w="3000"/>
+            <w:tcW w:type="dxa" w:w="1900"/>
+            <w:vAlign w:val="top"/>
+            <w:shd w:val="clear" w:fill="1C5D8C"/>
           </w:tcPr>
           <w:p>
-            <w:r/>
+            <w:pPr>
+              <w:spacing w:after="40" w:line="240" w:lineRule="auto"/>
+            </w:pPr>
+            <w:r>
+              <w:rPr>
+                <w:color w:val="FFFFFF"/>
+              </w:rPr>
+            </w:r>
             <w:r>
               <w:rPr>
                 <w:b/>
                 <w:i w:val="0"/>
+                <w:sz w:val="19"/>
               </w:rPr>
               <w:t>Indicație</w:t>
             </w:r>
@@ -425,14 +614,24 @@
         </w:tc>
         <w:tc>
           <w:tcPr>
-            <w:tcW w:type="dxa" w:w="900"/>
+            <w:tcW w:type="dxa" w:w="760"/>
+            <w:vAlign w:val="top"/>
+            <w:shd w:val="clear" w:fill="1C5D8C"/>
           </w:tcPr>
           <w:p>
-            <w:r/>
+            <w:pPr>
+              <w:spacing w:after="40" w:line="240" w:lineRule="auto"/>
+            </w:pPr>
+            <w:r>
+              <w:rPr>
+                <w:color w:val="FFFFFF"/>
+              </w:rPr>
+            </w:r>
             <w:r>
               <w:rPr>
                 <w:b/>
                 <w:i w:val="0"/>
+                <w:sz w:val="19"/>
               </w:rPr>
               <w:t>Grad</w:t>
             </w:r>
@@ -440,14 +639,24 @@
         </w:tc>
         <w:tc>
           <w:tcPr>
-            <w:tcW w:type="dxa" w:w="1100"/>
+            <w:tcW w:type="dxa" w:w="800"/>
+            <w:vAlign w:val="top"/>
+            <w:shd w:val="clear" w:fill="1C5D8C"/>
           </w:tcPr>
           <w:p>
-            <w:r/>
+            <w:pPr>
+              <w:spacing w:after="40" w:line="240" w:lineRule="auto"/>
+            </w:pPr>
+            <w:r>
+              <w:rPr>
+                <w:color w:val="FFFFFF"/>
+              </w:rPr>
+            </w:r>
             <w:r>
               <w:rPr>
                 <w:b/>
                 <w:i w:val="0"/>
+                <w:sz w:val="19"/>
               </w:rPr>
               <w:t>Doză</w:t>
             </w:r>
@@ -455,14 +664,24 @@
         </w:tc>
         <w:tc>
           <w:tcPr>
-            <w:tcW w:type="dxa" w:w="3000"/>
+            <w:tcW w:type="dxa" w:w="3400"/>
+            <w:vAlign w:val="top"/>
+            <w:shd w:val="clear" w:fill="1C5D8C"/>
           </w:tcPr>
           <w:p>
-            <w:r/>
+            <w:pPr>
+              <w:spacing w:after="40" w:line="240" w:lineRule="auto"/>
+            </w:pPr>
+            <w:r>
+              <w:rPr>
+                <w:color w:val="FFFFFF"/>
+              </w:rPr>
+            </w:r>
             <w:r>
               <w:rPr>
                 <w:b/>
                 <w:i w:val="0"/>
+                <w:sz w:val="19"/>
               </w:rPr>
               <w:t>Comentarii</w:t>
             </w:r>
@@ -470,14 +689,24 @@
         </w:tc>
         <w:tc>
           <w:tcPr>
-            <w:tcW w:type="dxa" w:w="1500"/>
+            <w:tcW w:type="dxa" w:w="2100"/>
+            <w:vAlign w:val="top"/>
+            <w:shd w:val="clear" w:fill="1C5D8C"/>
           </w:tcPr>
           <w:p>
-            <w:r/>
+            <w:pPr>
+              <w:spacing w:after="40" w:line="240" w:lineRule="auto"/>
+            </w:pPr>
+            <w:r>
+              <w:rPr>
+                <w:color w:val="FFFFFF"/>
+              </w:rPr>
+            </w:r>
             <w:r>
               <w:rPr>
                 <w:b/>
                 <w:i w:val="0"/>
+                <w:sz w:val="19"/>
               </w:rPr>
               <w:t>Decizie</w:t>
             </w:r>
@@ -485,14 +714,24 @@
         </w:tc>
         <w:tc>
           <w:tcPr>
-            <w:tcW w:type="dxa" w:w="1800"/>
+            <w:tcW w:type="dxa" w:w="3160"/>
+            <w:vAlign w:val="top"/>
+            <w:shd w:val="clear" w:fill="1C5D8C"/>
           </w:tcPr>
           <w:p>
-            <w:r/>
+            <w:pPr>
+              <w:spacing w:after="40" w:line="240" w:lineRule="auto"/>
+            </w:pPr>
+            <w:r>
+              <w:rPr>
+                <w:color w:val="FFFFFF"/>
+              </w:rPr>
+            </w:r>
             <w:r>
               <w:rPr>
                 <w:b/>
                 <w:i w:val="0"/>
+                <w:sz w:val="19"/>
               </w:rPr>
               <w:t>Comentariu editor</w:t>
             </w:r>
@@ -502,14 +741,19 @@
       <w:tr>
         <w:tc>
           <w:tcPr>
-            <w:tcW w:type="dxa" w:w="800"/>
+            <w:tcW w:type="dxa" w:w="640"/>
+            <w:vAlign w:val="top"/>
           </w:tcPr>
           <w:p>
+            <w:pPr>
+              <w:spacing w:after="40" w:line="240" w:lineRule="auto"/>
+            </w:pPr>
             <w:r/>
             <w:r>
               <w:rPr>
                 <w:b w:val="0"/>
                 <w:i w:val="0"/>
+                <w:sz w:val="19"/>
               </w:rPr>
               <w:t>E</w:t>
             </w:r>
@@ -517,14 +761,19 @@
         </w:tc>
         <w:tc>
           <w:tcPr>
-            <w:tcW w:type="dxa" w:w="1800"/>
+            <w:tcW w:type="dxa" w:w="2360"/>
+            <w:vAlign w:val="top"/>
           </w:tcPr>
           <w:p>
+            <w:pPr>
+              <w:spacing w:after="40" w:line="240" w:lineRule="auto"/>
+            </w:pPr>
             <w:r/>
             <w:r>
               <w:rPr>
                 <w:b w:val="0"/>
                 <w:i w:val="0"/>
+                <w:sz w:val="19"/>
               </w:rPr>
               <w:t>Eco-Doppler penian</w:t>
             </w:r>
@@ -532,14 +781,19 @@
         </w:tc>
         <w:tc>
           <w:tcPr>
-            <w:tcW w:type="dxa" w:w="3000"/>
+            <w:tcW w:type="dxa" w:w="1900"/>
+            <w:vAlign w:val="top"/>
           </w:tcPr>
           <w:p>
+            <w:pPr>
+              <w:spacing w:after="40" w:line="240" w:lineRule="auto"/>
+            </w:pPr>
             <w:r/>
             <w:r>
               <w:rPr>
                 <w:b w:val="0"/>
                 <w:i w:val="0"/>
+                <w:sz w:val="19"/>
               </w:rPr>
               <w:t>Doar în cazuri particulare</w:t>
             </w:r>
@@ -547,14 +801,19 @@
         </w:tc>
         <w:tc>
           <w:tcPr>
-            <w:tcW w:type="dxa" w:w="900"/>
+            <w:tcW w:type="dxa" w:w="760"/>
+            <w:vAlign w:val="top"/>
           </w:tcPr>
           <w:p>
+            <w:pPr>
+              <w:spacing w:after="40" w:line="240" w:lineRule="auto"/>
+            </w:pPr>
             <w:r/>
             <w:r>
               <w:rPr>
                 <w:b w:val="0"/>
                 <w:i w:val="0"/>
+                <w:sz w:val="19"/>
               </w:rPr>
               <w:t>B</w:t>
             </w:r>
@@ -562,14 +821,19 @@
         </w:tc>
         <w:tc>
           <w:tcPr>
-            <w:tcW w:type="dxa" w:w="1100"/>
+            <w:tcW w:type="dxa" w:w="800"/>
+            <w:vAlign w:val="top"/>
           </w:tcPr>
           <w:p>
+            <w:pPr>
+              <w:spacing w:after="40" w:line="240" w:lineRule="auto"/>
+            </w:pPr>
             <w:r/>
             <w:r>
               <w:rPr>
                 <w:b w:val="0"/>
                 <w:i w:val="0"/>
+                <w:sz w:val="19"/>
               </w:rPr>
               <w:t>0</w:t>
             </w:r>
@@ -577,14 +841,19 @@
         </w:tc>
         <w:tc>
           <w:tcPr>
-            <w:tcW w:type="dxa" w:w="3000"/>
+            <w:tcW w:type="dxa" w:w="3400"/>
+            <w:vAlign w:val="top"/>
           </w:tcPr>
           <w:p>
+            <w:pPr>
+              <w:spacing w:after="40" w:line="240" w:lineRule="auto"/>
+            </w:pPr>
             <w:r/>
             <w:r>
               <w:rPr>
                 <w:b w:val="0"/>
                 <w:i w:val="0"/>
+                <w:sz w:val="19"/>
               </w:rPr>
               <w:t>Când diagnosticul clinic ischemic/non-ischemic e neconcludent (gazometria din corpii cavernoși rămâne primul test).</w:t>
             </w:r>
@@ -592,28 +861,38 @@
         </w:tc>
         <w:tc>
           <w:tcPr>
-            <w:tcW w:type="dxa" w:w="1500"/>
+            <w:tcW w:type="dxa" w:w="2100"/>
+            <w:vAlign w:val="top"/>
           </w:tcPr>
           <w:p>
+            <w:pPr>
+              <w:spacing w:after="40" w:line="240" w:lineRule="auto"/>
+            </w:pPr>
             <w:r/>
             <w:r>
               <w:rPr>
                 <w:b w:val="0"/>
                 <w:i w:val="0"/>
+                <w:sz w:val="19"/>
               </w:rPr>
             </w:r>
           </w:p>
         </w:tc>
         <w:tc>
           <w:tcPr>
-            <w:tcW w:type="dxa" w:w="1800"/>
+            <w:tcW w:type="dxa" w:w="3160"/>
+            <w:vAlign w:val="top"/>
           </w:tcPr>
           <w:p>
+            <w:pPr>
+              <w:spacing w:after="40" w:line="240" w:lineRule="auto"/>
+            </w:pPr>
             <w:r/>
             <w:r>
               <w:rPr>
                 <w:b w:val="0"/>
                 <w:i w:val="0"/>
+                <w:sz w:val="19"/>
               </w:rPr>
             </w:r>
           </w:p>
@@ -626,25 +905,82 @@
         <w:pStyle w:val="Heading2"/>
       </w:pPr>
       <w:r>
-        <w:rPr>
-          <w:color w:val="1C5D8C"/>
-        </w:rPr>
         <w:t>4. Duplicate de rezolvat</w:t>
       </w:r>
     </w:p>
     <w:p>
       <w:r>
-        <w:t>(niciun duplicat deschis pentru acest capitol)</w:t>
+        <w:rPr>
+          <w:i/>
+          <w:color w:val="555555"/>
+        </w:rPr>
+        <w:t>Niciun duplicat deschis pentru acest capitol.</w:t>
       </w:r>
     </w:p>
     <w:sectPr>
-      <w:pgSz w:w="15840" w:h="12240" w:orient="landscape"/>
-      <w:pgMar w:top="1440" w:right="850" w:bottom="1440" w:left="850" w:header="720" w:footer="720" w:gutter="0"/>
+      <w:footerReference w:type="default" r:id="rId9"/>
+      <w:pgSz w:w="16838" w:h="11906" w:orient="landscape"/>
+      <w:pgMar w:top="850" w:right="850" w:bottom="850" w:left="850" w:header="720" w:footer="720" w:gutter="0"/>
       <w:cols w:space="720"/>
       <w:docGrid w:linePitch="360"/>
     </w:sectPr>
   </w:body>
 </w:document>
+</file>
+
+<file path=word/footer1.xml><?xml version="1.0" encoding="utf-8"?>
+<w:ftr xmlns:m="http://schemas.openxmlformats.org/officeDocument/2006/math" xmlns:mc="http://schemas.openxmlformats.org/markup-compatibility/2006" xmlns:mo="http://schemas.microsoft.com/office/mac/office/2008/main" xmlns:mv="urn:schemas-microsoft-com:mac:vml" xmlns:o="urn:schemas-microsoft-com:office:office" xmlns:r="http://schemas.openxmlformats.org/officeDocument/2006/relationships" xmlns:v="urn:schemas-microsoft-com:vml" xmlns:w10="urn:schemas-microsoft-com:office:word" xmlns:w14="http://schemas.microsoft.com/office/word/2010/wordml" xmlns:w="http://schemas.openxmlformats.org/wordprocessingml/2006/main" xmlns:wne="http://schemas.microsoft.com/office/word/2006/wordml" xmlns:wp14="http://schemas.microsoft.com/office/word/2010/wordprocessingDrawing" xmlns:wp="http://schemas.openxmlformats.org/drawingml/2006/wordprocessingDrawing" xmlns:wpc="http://schemas.microsoft.com/office/word/2010/wordprocessingCanvas" xmlns:wpg="http://schemas.microsoft.com/office/word/2010/wordprocessingGroup" xmlns:wpi="http://schemas.microsoft.com/office/word/2010/wordprocessingInk" xmlns:wps="http://schemas.microsoft.com/office/word/2010/wordprocessingShape" mc:Ignorable="w14 wp14">
+  <w:p>
+    <w:pPr>
+      <w:pStyle w:val="Footer"/>
+      <w:tabs>
+        <w:tab w:pos="4680" w:val="clear"/>
+        <w:tab w:pos="9360" w:val="clear"/>
+        <w:tab w:pos="15138" w:val="right"/>
+      </w:tabs>
+    </w:pPr>
+    <w:r>
+      <w:rPr>
+        <w:color w:val="555555"/>
+        <w:sz w:val="18"/>
+      </w:rPr>
+      <w:t>Aparat uro-genital și glande suprarenale — pachet de review</w:t>
+      <w:tab/>
+    </w:r>
+    <w:r>
+      <w:rPr>
+        <w:color w:val="555555"/>
+        <w:sz w:val="18"/>
+      </w:rPr>
+      <w:t xml:space="preserve">Pagina </w:t>
+    </w:r>
+    <w:r>
+      <w:rPr>
+        <w:color w:val="555555"/>
+        <w:sz w:val="18"/>
+      </w:rPr>
+      <w:fldChar w:fldCharType="begin"/>
+      <w:instrText xml:space="preserve">PAGE</w:instrText>
+      <w:fldChar w:fldCharType="end"/>
+    </w:r>
+    <w:r>
+      <w:rPr>
+        <w:color w:val="555555"/>
+        <w:sz w:val="18"/>
+      </w:rPr>
+      <w:t xml:space="preserve"> din </w:t>
+    </w:r>
+    <w:r>
+      <w:rPr>
+        <w:color w:val="555555"/>
+        <w:sz w:val="18"/>
+      </w:rPr>
+      <w:fldChar w:fldCharType="begin"/>
+      <w:instrText xml:space="preserve">NUMPAGES</w:instrText>
+      <w:fldChar w:fldCharType="end"/>
+    </w:r>
+  </w:p>
+</w:ftr>
 </file>
 
 <file path=word/numbering.xml><?xml version="1.0" encoding="utf-8"?>
@@ -1010,6 +1346,13 @@
     <w:name w:val="Normal"/>
     <w:qFormat/>
     <w:rsid w:val="00FC693F"/>
+    <w:pPr>
+      <w:spacing w:after="160" w:line="276" w:lineRule="auto"/>
+    </w:pPr>
+    <w:rPr>
+      <w:rFonts w:ascii="Calibri" w:hAnsi="Calibri" w:eastAsia="Calibri"/>
+      <w:sz w:val="22"/>
+    </w:rPr>
   </w:style>
   <w:style w:type="paragraph" w:styleId="Header">
     <w:name w:val="header"/>
@@ -1066,15 +1409,15 @@
     <w:pPr>
       <w:keepNext/>
       <w:keepLines/>
-      <w:spacing w:before="480" w:after="0"/>
+      <w:spacing w:before="0" w:after="120"/>
       <w:outlineLvl w:val="0"/>
     </w:pPr>
     <w:rPr>
-      <w:rFonts w:asciiTheme="majorHAnsi" w:eastAsiaTheme="majorEastAsia" w:hAnsiTheme="majorHAnsi" w:cstheme="majorBidi"/>
+      <w:rFonts w:asciiTheme="majorHAnsi" w:eastAsiaTheme="majorEastAsia" w:hAnsiTheme="majorHAnsi" w:cstheme="majorBidi" w:ascii="Calibri" w:hAnsi="Calibri"/>
       <w:b/>
       <w:bCs/>
-      <w:color w:val="365F91" w:themeColor="accent1" w:themeShade="BF"/>
-      <w:sz w:val="28"/>
+      <w:color w:val="1C5D8C"/>
+      <w:sz w:val="40"/>
       <w:szCs w:val="28"/>
     </w:rPr>
   </w:style>
@@ -1090,14 +1433,14 @@
     <w:pPr>
       <w:keepNext/>
       <w:keepLines/>
-      <w:spacing w:before="200" w:after="0"/>
+      <w:spacing w:before="320" w:after="120"/>
       <w:outlineLvl w:val="1"/>
     </w:pPr>
     <w:rPr>
-      <w:rFonts w:asciiTheme="majorHAnsi" w:eastAsiaTheme="majorEastAsia" w:hAnsiTheme="majorHAnsi" w:cstheme="majorBidi"/>
+      <w:rFonts w:asciiTheme="majorHAnsi" w:eastAsiaTheme="majorEastAsia" w:hAnsiTheme="majorHAnsi" w:cstheme="majorBidi" w:ascii="Calibri" w:hAnsi="Calibri"/>
       <w:b/>
       <w:bCs/>
-      <w:color w:val="4F81BD" w:themeColor="accent1"/>
+      <w:color w:val="1C5D8C"/>
       <w:sz w:val="26"/>
       <w:szCs w:val="26"/>
     </w:rPr>
@@ -1114,14 +1457,15 @@
     <w:pPr>
       <w:keepNext/>
       <w:keepLines/>
-      <w:spacing w:before="200" w:after="0"/>
+      <w:spacing w:before="240" w:after="80"/>
       <w:outlineLvl w:val="2"/>
     </w:pPr>
     <w:rPr>
-      <w:rFonts w:asciiTheme="majorHAnsi" w:eastAsiaTheme="majorEastAsia" w:hAnsiTheme="majorHAnsi" w:cstheme="majorBidi"/>
+      <w:rFonts w:asciiTheme="majorHAnsi" w:eastAsiaTheme="majorEastAsia" w:hAnsiTheme="majorHAnsi" w:cstheme="majorBidi" w:ascii="Calibri" w:hAnsi="Calibri"/>
       <w:b/>
       <w:bCs/>
-      <w:color w:val="4F81BD" w:themeColor="accent1"/>
+      <w:color w:val="1C5D8C"/>
+      <w:sz w:val="23"/>
     </w:rPr>
   </w:style>
   <w:style w:type="paragraph" w:styleId="Heading4">
@@ -1537,8 +1881,13 @@
       <w:numPr>
         <w:numId w:val="1"/>
       </w:numPr>
+      <w:spacing w:before="0" w:after="80"/>
       <w:contextualSpacing/>
     </w:pPr>
+    <w:rPr>
+      <w:rFonts w:ascii="Calibri" w:hAnsi="Calibri"/>
+      <w:sz w:val="22"/>
+    </w:rPr>
   </w:style>
   <w:style w:type="paragraph" w:styleId="ListBullet2">
     <w:name w:val="List Bullet 2"/>

--- a/pentru-editori/07-aparat-uro-genital-si-glande-suprarenale/07-aparat-uro-genital-si-glande-suprarenale.docx
+++ b/pentru-editori/07-aparat-uro-genital-si-glande-suprarenale/07-aparat-uro-genital-si-glande-suprarenale.docx
@@ -33,7 +33,7 @@
     </w:p>
     <w:p>
       <w:r>
-        <w:t>Documentul cuprinde, pentru capitolul dumneavoastră: modificările deja aplicate (informativ), problemele rămase de decis, propunerile de conținut nou și duplicatele de rezolvat. Conținutul actual al capitolului nu este reprodus aici — vine din fișierul GHID.csv, transmis alături.</w:t>
+        <w:t>Documentul cuprinde, pentru capitolul dumneavoastră: modificările deja aplicate (informativ), problemele rămase de decis, propunerile de conținut nou și duplicatele de rezolvat. Conținutul actual al capitolului nu este reprodus aici — vine din fișierele GHID.csv și GHID.html, atașate.</w:t>
       </w:r>
     </w:p>
     <w:p>
@@ -47,7 +47,7 @@
           <w:i/>
           <w:color w:val="555555"/>
         </w:rPr>
-        <w:t>Transmise alături: GHID.csv — conținutul integral al ghidului — și memoul „Decizii structurale comune”, de citit înaintea acestui pachet.</w:t>
+        <w:t>Atașate: GHID.csv și GHID.html — conținutul integral al ghidului — și memoul „Decizii structurale comune”, de citit înaintea acestui pachet.</w:t>
       </w:r>
     </w:p>
     <w:p>
@@ -131,13 +131,9 @@
             </w:pPr>
             <w:r>
               <w:rPr>
-                <w:color w:val="FFFFFF"/>
-              </w:rPr>
-            </w:r>
-            <w:r>
-              <w:rPr>
                 <w:b/>
                 <w:i w:val="0"/>
+                <w:color w:val="FFFFFF"/>
                 <w:sz w:val="19"/>
               </w:rPr>
               <w:t>Problemă</w:t>
@@ -156,13 +152,9 @@
             </w:pPr>
             <w:r>
               <w:rPr>
-                <w:color w:val="FFFFFF"/>
-              </w:rPr>
-            </w:r>
-            <w:r>
-              <w:rPr>
                 <w:b/>
                 <w:i w:val="0"/>
+                <w:color w:val="FFFFFF"/>
                 <w:sz w:val="19"/>
               </w:rPr>
               <w:t>Decizie</w:t>
@@ -181,13 +173,9 @@
             </w:pPr>
             <w:r>
               <w:rPr>
-                <w:color w:val="FFFFFF"/>
-              </w:rPr>
-            </w:r>
-            <w:r>
-              <w:rPr>
                 <w:b/>
                 <w:i w:val="0"/>
+                <w:color w:val="FFFFFF"/>
                 <w:sz w:val="19"/>
               </w:rPr>
               <w:t>Comentariu</w:t>
@@ -205,7 +193,6 @@
             <w:pPr>
               <w:spacing w:after="60" w:line="240" w:lineRule="auto"/>
             </w:pPr>
-            <w:r/>
             <w:r>
               <w:rPr>
                 <w:b/>
@@ -269,7 +256,6 @@
             <w:pPr>
               <w:spacing w:after="40" w:line="240" w:lineRule="auto"/>
             </w:pPr>
-            <w:r/>
             <w:r>
               <w:rPr>
                 <w:b w:val="0"/>
@@ -288,7 +274,6 @@
             <w:pPr>
               <w:spacing w:after="40" w:line="240" w:lineRule="auto"/>
             </w:pPr>
-            <w:r/>
             <w:r>
               <w:rPr>
                 <w:b w:val="0"/>
@@ -309,7 +294,6 @@
             <w:pPr>
               <w:spacing w:after="60" w:line="240" w:lineRule="auto"/>
             </w:pPr>
-            <w:r/>
             <w:r>
               <w:rPr>
                 <w:b/>
@@ -362,7 +346,6 @@
             <w:pPr>
               <w:spacing w:after="40" w:line="240" w:lineRule="auto"/>
             </w:pPr>
-            <w:r/>
             <w:r>
               <w:rPr>
                 <w:b w:val="0"/>
@@ -381,7 +364,6 @@
             <w:pPr>
               <w:spacing w:after="40" w:line="240" w:lineRule="auto"/>
             </w:pPr>
-            <w:r/>
             <w:r>
               <w:rPr>
                 <w:b w:val="0"/>
@@ -402,7 +384,6 @@
             <w:pPr>
               <w:spacing w:after="60" w:line="240" w:lineRule="auto"/>
             </w:pPr>
-            <w:r/>
             <w:r>
               <w:rPr>
                 <w:b/>
@@ -455,7 +436,6 @@
             <w:pPr>
               <w:spacing w:after="40" w:line="240" w:lineRule="auto"/>
             </w:pPr>
-            <w:r/>
             <w:r>
               <w:rPr>
                 <w:b w:val="0"/>
@@ -474,7 +454,6 @@
             <w:pPr>
               <w:spacing w:after="40" w:line="240" w:lineRule="auto"/>
             </w:pPr>
-            <w:r/>
             <w:r>
               <w:rPr>
                 <w:b w:val="0"/>
@@ -496,7 +475,7 @@
     </w:p>
     <w:p>
       <w:r>
-        <w:t>Gradele și dozele sunt orientative — se validează clinic. Fiecare rând se aprobă, se respinge sau se amână separat.</w:t>
+        <w:t>Gradele și dozele sunt orientative — necesită validare. Fiecare rând, separat, se aprobă, se respinge sau se amână.</w:t>
       </w:r>
     </w:p>
     <w:p>
@@ -549,13 +528,9 @@
             </w:pPr>
             <w:r>
               <w:rPr>
-                <w:color w:val="FFFFFF"/>
-              </w:rPr>
-            </w:r>
-            <w:r>
-              <w:rPr>
                 <w:b/>
                 <w:i w:val="0"/>
+                <w:color w:val="FFFFFF"/>
                 <w:sz w:val="19"/>
               </w:rPr>
               <w:t>Tip</w:t>
@@ -574,13 +549,9 @@
             </w:pPr>
             <w:r>
               <w:rPr>
-                <w:color w:val="FFFFFF"/>
-              </w:rPr>
-            </w:r>
-            <w:r>
-              <w:rPr>
                 <w:b/>
                 <w:i w:val="0"/>
+                <w:color w:val="FFFFFF"/>
                 <w:sz w:val="19"/>
               </w:rPr>
               <w:t>Examen</w:t>
@@ -599,13 +570,9 @@
             </w:pPr>
             <w:r>
               <w:rPr>
-                <w:color w:val="FFFFFF"/>
-              </w:rPr>
-            </w:r>
-            <w:r>
-              <w:rPr>
                 <w:b/>
                 <w:i w:val="0"/>
+                <w:color w:val="FFFFFF"/>
                 <w:sz w:val="19"/>
               </w:rPr>
               <w:t>Indicație</w:t>
@@ -624,13 +591,9 @@
             </w:pPr>
             <w:r>
               <w:rPr>
-                <w:color w:val="FFFFFF"/>
-              </w:rPr>
-            </w:r>
-            <w:r>
-              <w:rPr>
                 <w:b/>
                 <w:i w:val="0"/>
+                <w:color w:val="FFFFFF"/>
                 <w:sz w:val="19"/>
               </w:rPr>
               <w:t>Grad</w:t>
@@ -649,13 +612,9 @@
             </w:pPr>
             <w:r>
               <w:rPr>
-                <w:color w:val="FFFFFF"/>
-              </w:rPr>
-            </w:r>
-            <w:r>
-              <w:rPr>
                 <w:b/>
                 <w:i w:val="0"/>
+                <w:color w:val="FFFFFF"/>
                 <w:sz w:val="19"/>
               </w:rPr>
               <w:t>Doză</w:t>
@@ -674,13 +633,9 @@
             </w:pPr>
             <w:r>
               <w:rPr>
-                <w:color w:val="FFFFFF"/>
-              </w:rPr>
-            </w:r>
-            <w:r>
-              <w:rPr>
                 <w:b/>
                 <w:i w:val="0"/>
+                <w:color w:val="FFFFFF"/>
                 <w:sz w:val="19"/>
               </w:rPr>
               <w:t>Comentarii</w:t>
@@ -699,13 +654,9 @@
             </w:pPr>
             <w:r>
               <w:rPr>
-                <w:color w:val="FFFFFF"/>
-              </w:rPr>
-            </w:r>
-            <w:r>
-              <w:rPr>
                 <w:b/>
                 <w:i w:val="0"/>
+                <w:color w:val="FFFFFF"/>
                 <w:sz w:val="19"/>
               </w:rPr>
               <w:t>Decizie</w:t>
@@ -724,13 +675,9 @@
             </w:pPr>
             <w:r>
               <w:rPr>
-                <w:color w:val="FFFFFF"/>
-              </w:rPr>
-            </w:r>
-            <w:r>
-              <w:rPr>
                 <w:b/>
                 <w:i w:val="0"/>
+                <w:color w:val="FFFFFF"/>
                 <w:sz w:val="19"/>
               </w:rPr>
               <w:t>Comentariu editor</w:t>
@@ -748,7 +695,6 @@
             <w:pPr>
               <w:spacing w:after="40" w:line="240" w:lineRule="auto"/>
             </w:pPr>
-            <w:r/>
             <w:r>
               <w:rPr>
                 <w:b w:val="0"/>
@@ -768,7 +714,6 @@
             <w:pPr>
               <w:spacing w:after="40" w:line="240" w:lineRule="auto"/>
             </w:pPr>
-            <w:r/>
             <w:r>
               <w:rPr>
                 <w:b w:val="0"/>
@@ -788,7 +733,6 @@
             <w:pPr>
               <w:spacing w:after="40" w:line="240" w:lineRule="auto"/>
             </w:pPr>
-            <w:r/>
             <w:r>
               <w:rPr>
                 <w:b w:val="0"/>
@@ -808,7 +752,6 @@
             <w:pPr>
               <w:spacing w:after="40" w:line="240" w:lineRule="auto"/>
             </w:pPr>
-            <w:r/>
             <w:r>
               <w:rPr>
                 <w:b w:val="0"/>
@@ -828,7 +771,6 @@
             <w:pPr>
               <w:spacing w:after="40" w:line="240" w:lineRule="auto"/>
             </w:pPr>
-            <w:r/>
             <w:r>
               <w:rPr>
                 <w:b w:val="0"/>
@@ -848,7 +790,6 @@
             <w:pPr>
               <w:spacing w:after="40" w:line="240" w:lineRule="auto"/>
             </w:pPr>
-            <w:r/>
             <w:r>
               <w:rPr>
                 <w:b w:val="0"/>
@@ -868,7 +809,6 @@
             <w:pPr>
               <w:spacing w:after="40" w:line="240" w:lineRule="auto"/>
             </w:pPr>
-            <w:r/>
             <w:r>
               <w:rPr>
                 <w:b w:val="0"/>
@@ -887,7 +827,6 @@
             <w:pPr>
               <w:spacing w:after="40" w:line="240" w:lineRule="auto"/>
             </w:pPr>
-            <w:r/>
             <w:r>
               <w:rPr>
                 <w:b w:val="0"/>
